--- a/03_Selektion/Übungen/DayOfYear/DayOfYear.docx
+++ b/03_Selektion/Übungen/DayOfYear/DayOfYear.docx
@@ -95,10 +95,7 @@
         <w:t>switch</w:t>
       </w:r>
       <w:r>
-        <w:t xml:space="preserve"> </w:t>
-      </w:r>
-      <w:r>
-        <w:t>Anweisung</w:t>
+        <w:t xml:space="preserve"> Anweisung</w:t>
       </w:r>
     </w:p>
     <w:p>
@@ -114,7 +111,15 @@
         <w:t xml:space="preserve">Der Benutzer wird aufgefordert, </w:t>
       </w:r>
       <w:r>
-        <w:t>einen Tag (Wertebereich [1..31]) und ein Monat (Wertebereich [1..12]) einzugeben.</w:t>
+        <w:t>einen Tag (Wertebereich [</w:t>
+      </w:r>
+      <w:proofErr w:type="gramStart"/>
+      <w:r>
+        <w:t>1..</w:t>
+      </w:r>
+      <w:proofErr w:type="gramEnd"/>
+      <w:r>
+        <w:t>31]) und ein Monat (Wertebereich [1..12]) einzugeben.</w:t>
       </w:r>
     </w:p>
     <w:p>
@@ -169,7 +174,37 @@
           <w:rFonts w:ascii="Courier New" w:hAnsi="Courier New" w:cs="Courier New"/>
           <w:lang w:val="en-US"/>
         </w:rPr>
-        <w:t>Please enter month [1..12]5</w:t>
+        <w:t>Please enter month [</w:t>
+      </w:r>
+      <w:proofErr w:type="gramStart"/>
+      <w:r>
+        <w:rPr>
+          <w:rFonts w:ascii="Courier New" w:hAnsi="Courier New" w:cs="Courier New"/>
+          <w:lang w:val="en-US"/>
+        </w:rPr>
+        <w:t>1..</w:t>
+      </w:r>
+      <w:proofErr w:type="gramEnd"/>
+      <w:r>
+        <w:rPr>
+          <w:rFonts w:ascii="Courier New" w:hAnsi="Courier New" w:cs="Courier New"/>
+          <w:lang w:val="en-US"/>
+        </w:rPr>
+        <w:t>12]</w:t>
+      </w:r>
+      <w:r>
+        <w:rPr>
+          <w:rFonts w:ascii="Courier New" w:hAnsi="Courier New" w:cs="Courier New"/>
+          <w:lang w:val="en-US"/>
+        </w:rPr>
+        <w:t xml:space="preserve"> </w:t>
+      </w:r>
+      <w:r>
+        <w:rPr>
+          <w:rFonts w:ascii="Courier New" w:hAnsi="Courier New" w:cs="Courier New"/>
+          <w:lang w:val="en-US"/>
+        </w:rPr>
+        <w:t>5</w:t>
       </w:r>
     </w:p>
     <w:p>
@@ -185,7 +220,37 @@
           <w:rFonts w:ascii="Courier New" w:hAnsi="Courier New" w:cs="Courier New"/>
           <w:lang w:val="en-US"/>
         </w:rPr>
-        <w:t>Please enter day [1..31]31</w:t>
+        <w:t>Please enter day [</w:t>
+      </w:r>
+      <w:proofErr w:type="gramStart"/>
+      <w:r>
+        <w:rPr>
+          <w:rFonts w:ascii="Courier New" w:hAnsi="Courier New" w:cs="Courier New"/>
+          <w:lang w:val="en-US"/>
+        </w:rPr>
+        <w:t>1..</w:t>
+      </w:r>
+      <w:proofErr w:type="gramEnd"/>
+      <w:r>
+        <w:rPr>
+          <w:rFonts w:ascii="Courier New" w:hAnsi="Courier New" w:cs="Courier New"/>
+          <w:lang w:val="en-US"/>
+        </w:rPr>
+        <w:t>31]</w:t>
+      </w:r>
+      <w:r>
+        <w:rPr>
+          <w:rFonts w:ascii="Courier New" w:hAnsi="Courier New" w:cs="Courier New"/>
+          <w:lang w:val="en-US"/>
+        </w:rPr>
+        <w:t xml:space="preserve"> </w:t>
+      </w:r>
+      <w:r>
+        <w:rPr>
+          <w:rFonts w:ascii="Courier New" w:hAnsi="Courier New" w:cs="Courier New"/>
+          <w:lang w:val="en-US"/>
+        </w:rPr>
+        <w:t>31</w:t>
       </w:r>
     </w:p>
     <w:p>

--- a/03_Selektion/Übungen/DayOfYear/DayOfYear.docx
+++ b/03_Selektion/Übungen/DayOfYear/DayOfYear.docx
@@ -1,6 +1,6 @@
 
 <file path=word/document.xml><?xml version="1.0" encoding="utf-8"?>
-<w:document xmlns:wpc="http://schemas.microsoft.com/office/word/2010/wordprocessingCanvas" xmlns:cx="http://schemas.microsoft.com/office/drawing/2014/chartex" xmlns:cx1="http://schemas.microsoft.com/office/drawing/2015/9/8/chartex" xmlns:cx2="http://schemas.microsoft.com/office/drawing/2015/10/21/chartex" xmlns:cx3="http://schemas.microsoft.com/office/drawing/2016/5/9/chartex" xmlns:cx4="http://schemas.microsoft.com/office/drawing/2016/5/10/chartex" xmlns:cx5="http://schemas.microsoft.com/office/drawing/2016/5/11/chartex" xmlns:cx6="http://schemas.microsoft.com/office/drawing/2016/5/12/chartex" xmlns:cx7="http://schemas.microsoft.com/office/drawing/2016/5/13/chartex" xmlns:cx8="http://schemas.microsoft.com/office/drawing/2016/5/14/chartex" xmlns:mc="http://schemas.openxmlformats.org/markup-compatibility/2006" xmlns:aink="http://schemas.microsoft.com/office/drawing/2016/ink" xmlns:am3d="http://schemas.microsoft.com/office/drawing/2017/model3d" xmlns:o="urn:schemas-microsoft-com:office:office" xmlns:r="http://schemas.openxmlformats.org/officeDocument/2006/relationships" xmlns:m="http://schemas.openxmlformats.org/officeDocument/2006/math" xmlns:v="urn:schemas-microsoft-com:vml" xmlns:wp14="http://schemas.microsoft.com/office/word/2010/wordprocessingDrawing" xmlns:wp="http://schemas.openxmlformats.org/drawingml/2006/wordprocessingDrawing" xmlns:w10="urn:schemas-microsoft-com:office:word" xmlns:w="http://schemas.openxmlformats.org/wordprocessingml/2006/main" xmlns:w14="http://schemas.microsoft.com/office/word/2010/wordml" xmlns:w15="http://schemas.microsoft.com/office/word/2012/wordml" xmlns:w16cex="http://schemas.microsoft.com/office/word/2018/wordml/cex" xmlns:w16cid="http://schemas.microsoft.com/office/word/2016/wordml/cid" xmlns:w16="http://schemas.microsoft.com/office/word/2018/wordml" xmlns:w16sdtdh="http://schemas.microsoft.com/office/word/2020/wordml/sdtdatahash" xmlns:w16se="http://schemas.microsoft.com/office/word/2015/wordml/symex" xmlns:wpg="http://schemas.microsoft.com/office/word/2010/wordprocessingGroup" xmlns:wpi="http://schemas.microsoft.com/office/word/2010/wordprocessingInk" xmlns:wne="http://schemas.microsoft.com/office/word/2006/wordml" xmlns:wps="http://schemas.microsoft.com/office/word/2010/wordprocessingShape" mc:Ignorable="w14 w15 w16se w16cid w16 w16cex w16sdtdh wp14">
+<w:document xmlns:wpc="http://schemas.microsoft.com/office/word/2010/wordprocessingCanvas" xmlns:cx="http://schemas.microsoft.com/office/drawing/2014/chartex" xmlns:cx1="http://schemas.microsoft.com/office/drawing/2015/9/8/chartex" xmlns:cx2="http://schemas.microsoft.com/office/drawing/2015/10/21/chartex" xmlns:cx3="http://schemas.microsoft.com/office/drawing/2016/5/9/chartex" xmlns:cx4="http://schemas.microsoft.com/office/drawing/2016/5/10/chartex" xmlns:cx5="http://schemas.microsoft.com/office/drawing/2016/5/11/chartex" xmlns:cx6="http://schemas.microsoft.com/office/drawing/2016/5/12/chartex" xmlns:cx7="http://schemas.microsoft.com/office/drawing/2016/5/13/chartex" xmlns:cx8="http://schemas.microsoft.com/office/drawing/2016/5/14/chartex" xmlns:mc="http://schemas.openxmlformats.org/markup-compatibility/2006" xmlns:aink="http://schemas.microsoft.com/office/drawing/2016/ink" xmlns:am3d="http://schemas.microsoft.com/office/drawing/2017/model3d" xmlns:o="urn:schemas-microsoft-com:office:office" xmlns:oel="http://schemas.microsoft.com/office/2019/extlst" xmlns:r="http://schemas.openxmlformats.org/officeDocument/2006/relationships" xmlns:m="http://schemas.openxmlformats.org/officeDocument/2006/math" xmlns:v="urn:schemas-microsoft-com:vml" xmlns:wp14="http://schemas.microsoft.com/office/word/2010/wordprocessingDrawing" xmlns:wp="http://schemas.openxmlformats.org/drawingml/2006/wordprocessingDrawing" xmlns:w10="urn:schemas-microsoft-com:office:word" xmlns:w="http://schemas.openxmlformats.org/wordprocessingml/2006/main" xmlns:w14="http://schemas.microsoft.com/office/word/2010/wordml" xmlns:w15="http://schemas.microsoft.com/office/word/2012/wordml" xmlns:w16cex="http://schemas.microsoft.com/office/word/2018/wordml/cex" xmlns:w16cid="http://schemas.microsoft.com/office/word/2016/wordml/cid" xmlns:w16="http://schemas.microsoft.com/office/word/2018/wordml" xmlns:w16du="http://schemas.microsoft.com/office/word/2023/wordml/word16du" xmlns:w16sdtdh="http://schemas.microsoft.com/office/word/2020/wordml/sdtdatahash" xmlns:w16se="http://schemas.microsoft.com/office/word/2015/wordml/symex" xmlns:wpg="http://schemas.microsoft.com/office/word/2010/wordprocessingGroup" xmlns:wpi="http://schemas.microsoft.com/office/word/2010/wordprocessingInk" xmlns:wne="http://schemas.microsoft.com/office/word/2006/wordml" xmlns:wps="http://schemas.microsoft.com/office/word/2010/wordprocessingShape" mc:Ignorable="w14 w15 w16se w16cid w16 w16cex w16sdtdh w16du wp14">
   <w:body>
     <w:p>
       <w:pPr>
@@ -141,7 +141,19 @@
         <w:rPr>
           <w:rFonts w:ascii="Courier New" w:hAnsi="Courier New" w:cs="Courier New"/>
         </w:rPr>
-        <w:t>Ungültiges Tag: Im Monat 2 gilt: 1 &lt;= 30 &lt;= 28</w:t>
+        <w:t>Ungültige</w:t>
+      </w:r>
+      <w:r>
+        <w:rPr>
+          <w:rFonts w:ascii="Courier New" w:hAnsi="Courier New" w:cs="Courier New"/>
+        </w:rPr>
+        <w:t>r</w:t>
+      </w:r>
+      <w:r>
+        <w:rPr>
+          <w:rFonts w:ascii="Courier New" w:hAnsi="Courier New" w:cs="Courier New"/>
+        </w:rPr>
+        <w:t xml:space="preserve"> Tag: Im Monat 2 gilt: 1 &lt;= 30 &lt;= 28</w:t>
       </w:r>
     </w:p>
     <w:p>
@@ -202,6 +214,8 @@
       <w:r>
         <w:rPr>
           <w:rFonts w:ascii="Courier New" w:hAnsi="Courier New" w:cs="Courier New"/>
+          <w:b/>
+          <w:bCs/>
           <w:lang w:val="en-US"/>
         </w:rPr>
         <w:t>5</w:t>
@@ -248,6 +262,8 @@
       <w:r>
         <w:rPr>
           <w:rFonts w:ascii="Courier New" w:hAnsi="Courier New" w:cs="Courier New"/>
+          <w:b/>
+          <w:bCs/>
           <w:lang w:val="en-US"/>
         </w:rPr>
         <w:t>31</w:t>
@@ -422,7 +438,7 @@
 </file>
 
 <file path=word/endnotes.xml><?xml version="1.0" encoding="utf-8"?>
-<w:endnotes xmlns:wpc="http://schemas.microsoft.com/office/word/2010/wordprocessingCanvas" xmlns:cx="http://schemas.microsoft.com/office/drawing/2014/chartex" xmlns:cx1="http://schemas.microsoft.com/office/drawing/2015/9/8/chartex" xmlns:cx2="http://schemas.microsoft.com/office/drawing/2015/10/21/chartex" xmlns:cx3="http://schemas.microsoft.com/office/drawing/2016/5/9/chartex" xmlns:cx4="http://schemas.microsoft.com/office/drawing/2016/5/10/chartex" xmlns:cx5="http://schemas.microsoft.com/office/drawing/2016/5/11/chartex" xmlns:cx6="http://schemas.microsoft.com/office/drawing/2016/5/12/chartex" xmlns:cx7="http://schemas.microsoft.com/office/drawing/2016/5/13/chartex" xmlns:cx8="http://schemas.microsoft.com/office/drawing/2016/5/14/chartex" xmlns:mc="http://schemas.openxmlformats.org/markup-compatibility/2006" xmlns:aink="http://schemas.microsoft.com/office/drawing/2016/ink" xmlns:am3d="http://schemas.microsoft.com/office/drawing/2017/model3d" xmlns:o="urn:schemas-microsoft-com:office:office" xmlns:r="http://schemas.openxmlformats.org/officeDocument/2006/relationships" xmlns:m="http://schemas.openxmlformats.org/officeDocument/2006/math" xmlns:v="urn:schemas-microsoft-com:vml" xmlns:wp14="http://schemas.microsoft.com/office/word/2010/wordprocessingDrawing" xmlns:wp="http://schemas.openxmlformats.org/drawingml/2006/wordprocessingDrawing" xmlns:w10="urn:schemas-microsoft-com:office:word" xmlns:w="http://schemas.openxmlformats.org/wordprocessingml/2006/main" xmlns:w14="http://schemas.microsoft.com/office/word/2010/wordml" xmlns:w15="http://schemas.microsoft.com/office/word/2012/wordml" xmlns:w16cex="http://schemas.microsoft.com/office/word/2018/wordml/cex" xmlns:w16cid="http://schemas.microsoft.com/office/word/2016/wordml/cid" xmlns:w16="http://schemas.microsoft.com/office/word/2018/wordml" xmlns:w16sdtdh="http://schemas.microsoft.com/office/word/2020/wordml/sdtdatahash" xmlns:w16se="http://schemas.microsoft.com/office/word/2015/wordml/symex" xmlns:wpg="http://schemas.microsoft.com/office/word/2010/wordprocessingGroup" xmlns:wpi="http://schemas.microsoft.com/office/word/2010/wordprocessingInk" xmlns:wne="http://schemas.microsoft.com/office/word/2006/wordml" xmlns:wps="http://schemas.microsoft.com/office/word/2010/wordprocessingShape" mc:Ignorable="w14 w15 w16se w16cid w16 w16cex w16sdtdh wp14">
+<w:endnotes xmlns:wpc="http://schemas.microsoft.com/office/word/2010/wordprocessingCanvas" xmlns:cx="http://schemas.microsoft.com/office/drawing/2014/chartex" xmlns:cx1="http://schemas.microsoft.com/office/drawing/2015/9/8/chartex" xmlns:cx2="http://schemas.microsoft.com/office/drawing/2015/10/21/chartex" xmlns:cx3="http://schemas.microsoft.com/office/drawing/2016/5/9/chartex" xmlns:cx4="http://schemas.microsoft.com/office/drawing/2016/5/10/chartex" xmlns:cx5="http://schemas.microsoft.com/office/drawing/2016/5/11/chartex" xmlns:cx6="http://schemas.microsoft.com/office/drawing/2016/5/12/chartex" xmlns:cx7="http://schemas.microsoft.com/office/drawing/2016/5/13/chartex" xmlns:cx8="http://schemas.microsoft.com/office/drawing/2016/5/14/chartex" xmlns:mc="http://schemas.openxmlformats.org/markup-compatibility/2006" xmlns:aink="http://schemas.microsoft.com/office/drawing/2016/ink" xmlns:am3d="http://schemas.microsoft.com/office/drawing/2017/model3d" xmlns:o="urn:schemas-microsoft-com:office:office" xmlns:oel="http://schemas.microsoft.com/office/2019/extlst" xmlns:r="http://schemas.openxmlformats.org/officeDocument/2006/relationships" xmlns:m="http://schemas.openxmlformats.org/officeDocument/2006/math" xmlns:v="urn:schemas-microsoft-com:vml" xmlns:wp14="http://schemas.microsoft.com/office/word/2010/wordprocessingDrawing" xmlns:wp="http://schemas.openxmlformats.org/drawingml/2006/wordprocessingDrawing" xmlns:w10="urn:schemas-microsoft-com:office:word" xmlns:w="http://schemas.openxmlformats.org/wordprocessingml/2006/main" xmlns:w14="http://schemas.microsoft.com/office/word/2010/wordml" xmlns:w15="http://schemas.microsoft.com/office/word/2012/wordml" xmlns:w16cex="http://schemas.microsoft.com/office/word/2018/wordml/cex" xmlns:w16cid="http://schemas.microsoft.com/office/word/2016/wordml/cid" xmlns:w16="http://schemas.microsoft.com/office/word/2018/wordml" xmlns:w16du="http://schemas.microsoft.com/office/word/2023/wordml/word16du" xmlns:w16sdtdh="http://schemas.microsoft.com/office/word/2020/wordml/sdtdatahash" xmlns:w16se="http://schemas.microsoft.com/office/word/2015/wordml/symex" xmlns:wpg="http://schemas.microsoft.com/office/word/2010/wordprocessingGroup" xmlns:wpi="http://schemas.microsoft.com/office/word/2010/wordprocessingInk" xmlns:wne="http://schemas.microsoft.com/office/word/2006/wordml" xmlns:wps="http://schemas.microsoft.com/office/word/2010/wordprocessingShape" mc:Ignorable="w14 w15 w16se w16cid w16 w16cex w16sdtdh w16du wp14">
   <w:endnote w:type="separator" w:id="-1">
     <w:p>
       <w:pPr>
@@ -447,7 +463,7 @@
 </file>
 
 <file path=word/footer1.xml><?xml version="1.0" encoding="utf-8"?>
-<w:ftr xmlns:wpc="http://schemas.microsoft.com/office/word/2010/wordprocessingCanvas" xmlns:cx="http://schemas.microsoft.com/office/drawing/2014/chartex" xmlns:cx1="http://schemas.microsoft.com/office/drawing/2015/9/8/chartex" xmlns:cx2="http://schemas.microsoft.com/office/drawing/2015/10/21/chartex" xmlns:cx3="http://schemas.microsoft.com/office/drawing/2016/5/9/chartex" xmlns:cx4="http://schemas.microsoft.com/office/drawing/2016/5/10/chartex" xmlns:cx5="http://schemas.microsoft.com/office/drawing/2016/5/11/chartex" xmlns:cx6="http://schemas.microsoft.com/office/drawing/2016/5/12/chartex" xmlns:cx7="http://schemas.microsoft.com/office/drawing/2016/5/13/chartex" xmlns:cx8="http://schemas.microsoft.com/office/drawing/2016/5/14/chartex" xmlns:mc="http://schemas.openxmlformats.org/markup-compatibility/2006" xmlns:aink="http://schemas.microsoft.com/office/drawing/2016/ink" xmlns:am3d="http://schemas.microsoft.com/office/drawing/2017/model3d" xmlns:o="urn:schemas-microsoft-com:office:office" xmlns:r="http://schemas.openxmlformats.org/officeDocument/2006/relationships" xmlns:m="http://schemas.openxmlformats.org/officeDocument/2006/math" xmlns:v="urn:schemas-microsoft-com:vml" xmlns:wp14="http://schemas.microsoft.com/office/word/2010/wordprocessingDrawing" xmlns:wp="http://schemas.openxmlformats.org/drawingml/2006/wordprocessingDrawing" xmlns:w10="urn:schemas-microsoft-com:office:word" xmlns:w="http://schemas.openxmlformats.org/wordprocessingml/2006/main" xmlns:w14="http://schemas.microsoft.com/office/word/2010/wordml" xmlns:w15="http://schemas.microsoft.com/office/word/2012/wordml" xmlns:w16cex="http://schemas.microsoft.com/office/word/2018/wordml/cex" xmlns:w16cid="http://schemas.microsoft.com/office/word/2016/wordml/cid" xmlns:w16="http://schemas.microsoft.com/office/word/2018/wordml" xmlns:w16sdtdh="http://schemas.microsoft.com/office/word/2020/wordml/sdtdatahash" xmlns:w16se="http://schemas.microsoft.com/office/word/2015/wordml/symex" xmlns:wpg="http://schemas.microsoft.com/office/word/2010/wordprocessingGroup" xmlns:wpi="http://schemas.microsoft.com/office/word/2010/wordprocessingInk" xmlns:wne="http://schemas.microsoft.com/office/word/2006/wordml" xmlns:wps="http://schemas.microsoft.com/office/word/2010/wordprocessingShape" mc:Ignorable="w14 w15 w16se w16cid w16 w16cex w16sdtdh wp14">
+<w:ftr xmlns:wpc="http://schemas.microsoft.com/office/word/2010/wordprocessingCanvas" xmlns:cx="http://schemas.microsoft.com/office/drawing/2014/chartex" xmlns:cx1="http://schemas.microsoft.com/office/drawing/2015/9/8/chartex" xmlns:cx2="http://schemas.microsoft.com/office/drawing/2015/10/21/chartex" xmlns:cx3="http://schemas.microsoft.com/office/drawing/2016/5/9/chartex" xmlns:cx4="http://schemas.microsoft.com/office/drawing/2016/5/10/chartex" xmlns:cx5="http://schemas.microsoft.com/office/drawing/2016/5/11/chartex" xmlns:cx6="http://schemas.microsoft.com/office/drawing/2016/5/12/chartex" xmlns:cx7="http://schemas.microsoft.com/office/drawing/2016/5/13/chartex" xmlns:cx8="http://schemas.microsoft.com/office/drawing/2016/5/14/chartex" xmlns:mc="http://schemas.openxmlformats.org/markup-compatibility/2006" xmlns:aink="http://schemas.microsoft.com/office/drawing/2016/ink" xmlns:am3d="http://schemas.microsoft.com/office/drawing/2017/model3d" xmlns:o="urn:schemas-microsoft-com:office:office" xmlns:oel="http://schemas.microsoft.com/office/2019/extlst" xmlns:r="http://schemas.openxmlformats.org/officeDocument/2006/relationships" xmlns:m="http://schemas.openxmlformats.org/officeDocument/2006/math" xmlns:v="urn:schemas-microsoft-com:vml" xmlns:wp14="http://schemas.microsoft.com/office/word/2010/wordprocessingDrawing" xmlns:wp="http://schemas.openxmlformats.org/drawingml/2006/wordprocessingDrawing" xmlns:w10="urn:schemas-microsoft-com:office:word" xmlns:w="http://schemas.openxmlformats.org/wordprocessingml/2006/main" xmlns:w14="http://schemas.microsoft.com/office/word/2010/wordml" xmlns:w15="http://schemas.microsoft.com/office/word/2012/wordml" xmlns:w16cex="http://schemas.microsoft.com/office/word/2018/wordml/cex" xmlns:w16cid="http://schemas.microsoft.com/office/word/2016/wordml/cid" xmlns:w16="http://schemas.microsoft.com/office/word/2018/wordml" xmlns:w16du="http://schemas.microsoft.com/office/word/2023/wordml/word16du" xmlns:w16sdtdh="http://schemas.microsoft.com/office/word/2020/wordml/sdtdatahash" xmlns:w16se="http://schemas.microsoft.com/office/word/2015/wordml/symex" xmlns:wpg="http://schemas.microsoft.com/office/word/2010/wordprocessingGroup" xmlns:wpi="http://schemas.microsoft.com/office/word/2010/wordprocessingInk" xmlns:wne="http://schemas.microsoft.com/office/word/2006/wordml" xmlns:wps="http://schemas.microsoft.com/office/word/2010/wordprocessingShape" mc:Ignorable="w14 w15 w16se w16cid w16 w16cex w16sdtdh w16du wp14">
   <w:sdt>
     <w:sdtPr>
       <w:id w:val="-883172744"/>
@@ -456,7 +472,6 @@
         <w:docPartUnique/>
       </w:docPartObj>
     </w:sdtPr>
-    <w:sdtEndPr/>
     <w:sdtContent>
       <w:p>
         <w:pPr>
@@ -489,7 +504,7 @@
 </file>
 
 <file path=word/footnotes.xml><?xml version="1.0" encoding="utf-8"?>
-<w:footnotes xmlns:wpc="http://schemas.microsoft.com/office/word/2010/wordprocessingCanvas" xmlns:cx="http://schemas.microsoft.com/office/drawing/2014/chartex" xmlns:cx1="http://schemas.microsoft.com/office/drawing/2015/9/8/chartex" xmlns:cx2="http://schemas.microsoft.com/office/drawing/2015/10/21/chartex" xmlns:cx3="http://schemas.microsoft.com/office/drawing/2016/5/9/chartex" xmlns:cx4="http://schemas.microsoft.com/office/drawing/2016/5/10/chartex" xmlns:cx5="http://schemas.microsoft.com/office/drawing/2016/5/11/chartex" xmlns:cx6="http://schemas.microsoft.com/office/drawing/2016/5/12/chartex" xmlns:cx7="http://schemas.microsoft.com/office/drawing/2016/5/13/chartex" xmlns:cx8="http://schemas.microsoft.com/office/drawing/2016/5/14/chartex" xmlns:mc="http://schemas.openxmlformats.org/markup-compatibility/2006" xmlns:aink="http://schemas.microsoft.com/office/drawing/2016/ink" xmlns:am3d="http://schemas.microsoft.com/office/drawing/2017/model3d" xmlns:o="urn:schemas-microsoft-com:office:office" xmlns:r="http://schemas.openxmlformats.org/officeDocument/2006/relationships" xmlns:m="http://schemas.openxmlformats.org/officeDocument/2006/math" xmlns:v="urn:schemas-microsoft-com:vml" xmlns:wp14="http://schemas.microsoft.com/office/word/2010/wordprocessingDrawing" xmlns:wp="http://schemas.openxmlformats.org/drawingml/2006/wordprocessingDrawing" xmlns:w10="urn:schemas-microsoft-com:office:word" xmlns:w="http://schemas.openxmlformats.org/wordprocessingml/2006/main" xmlns:w14="http://schemas.microsoft.com/office/word/2010/wordml" xmlns:w15="http://schemas.microsoft.com/office/word/2012/wordml" xmlns:w16cex="http://schemas.microsoft.com/office/word/2018/wordml/cex" xmlns:w16cid="http://schemas.microsoft.com/office/word/2016/wordml/cid" xmlns:w16="http://schemas.microsoft.com/office/word/2018/wordml" xmlns:w16sdtdh="http://schemas.microsoft.com/office/word/2020/wordml/sdtdatahash" xmlns:w16se="http://schemas.microsoft.com/office/word/2015/wordml/symex" xmlns:wpg="http://schemas.microsoft.com/office/word/2010/wordprocessingGroup" xmlns:wpi="http://schemas.microsoft.com/office/word/2010/wordprocessingInk" xmlns:wne="http://schemas.microsoft.com/office/word/2006/wordml" xmlns:wps="http://schemas.microsoft.com/office/word/2010/wordprocessingShape" mc:Ignorable="w14 w15 w16se w16cid w16 w16cex w16sdtdh wp14">
+<w:footnotes xmlns:wpc="http://schemas.microsoft.com/office/word/2010/wordprocessingCanvas" xmlns:cx="http://schemas.microsoft.com/office/drawing/2014/chartex" xmlns:cx1="http://schemas.microsoft.com/office/drawing/2015/9/8/chartex" xmlns:cx2="http://schemas.microsoft.com/office/drawing/2015/10/21/chartex" xmlns:cx3="http://schemas.microsoft.com/office/drawing/2016/5/9/chartex" xmlns:cx4="http://schemas.microsoft.com/office/drawing/2016/5/10/chartex" xmlns:cx5="http://schemas.microsoft.com/office/drawing/2016/5/11/chartex" xmlns:cx6="http://schemas.microsoft.com/office/drawing/2016/5/12/chartex" xmlns:cx7="http://schemas.microsoft.com/office/drawing/2016/5/13/chartex" xmlns:cx8="http://schemas.microsoft.com/office/drawing/2016/5/14/chartex" xmlns:mc="http://schemas.openxmlformats.org/markup-compatibility/2006" xmlns:aink="http://schemas.microsoft.com/office/drawing/2016/ink" xmlns:am3d="http://schemas.microsoft.com/office/drawing/2017/model3d" xmlns:o="urn:schemas-microsoft-com:office:office" xmlns:oel="http://schemas.microsoft.com/office/2019/extlst" xmlns:r="http://schemas.openxmlformats.org/officeDocument/2006/relationships" xmlns:m="http://schemas.openxmlformats.org/officeDocument/2006/math" xmlns:v="urn:schemas-microsoft-com:vml" xmlns:wp14="http://schemas.microsoft.com/office/word/2010/wordprocessingDrawing" xmlns:wp="http://schemas.openxmlformats.org/drawingml/2006/wordprocessingDrawing" xmlns:w10="urn:schemas-microsoft-com:office:word" xmlns:w="http://schemas.openxmlformats.org/wordprocessingml/2006/main" xmlns:w14="http://schemas.microsoft.com/office/word/2010/wordml" xmlns:w15="http://schemas.microsoft.com/office/word/2012/wordml" xmlns:w16cex="http://schemas.microsoft.com/office/word/2018/wordml/cex" xmlns:w16cid="http://schemas.microsoft.com/office/word/2016/wordml/cid" xmlns:w16="http://schemas.microsoft.com/office/word/2018/wordml" xmlns:w16du="http://schemas.microsoft.com/office/word/2023/wordml/word16du" xmlns:w16sdtdh="http://schemas.microsoft.com/office/word/2020/wordml/sdtdatahash" xmlns:w16se="http://schemas.microsoft.com/office/word/2015/wordml/symex" xmlns:wpg="http://schemas.microsoft.com/office/word/2010/wordprocessingGroup" xmlns:wpi="http://schemas.microsoft.com/office/word/2010/wordprocessingInk" xmlns:wne="http://schemas.microsoft.com/office/word/2006/wordml" xmlns:wps="http://schemas.microsoft.com/office/word/2010/wordprocessingShape" mc:Ignorable="w14 w15 w16se w16cid w16 w16cex w16sdtdh w16du wp14">
   <w:footnote w:type="separator" w:id="-1">
     <w:p>
       <w:pPr>
@@ -514,7 +529,7 @@
 </file>
 
 <file path=word/header1.xml><?xml version="1.0" encoding="utf-8"?>
-<w:hdr xmlns:wpc="http://schemas.microsoft.com/office/word/2010/wordprocessingCanvas" xmlns:cx="http://schemas.microsoft.com/office/drawing/2014/chartex" xmlns:cx1="http://schemas.microsoft.com/office/drawing/2015/9/8/chartex" xmlns:cx2="http://schemas.microsoft.com/office/drawing/2015/10/21/chartex" xmlns:cx3="http://schemas.microsoft.com/office/drawing/2016/5/9/chartex" xmlns:cx4="http://schemas.microsoft.com/office/drawing/2016/5/10/chartex" xmlns:cx5="http://schemas.microsoft.com/office/drawing/2016/5/11/chartex" xmlns:cx6="http://schemas.microsoft.com/office/drawing/2016/5/12/chartex" xmlns:cx7="http://schemas.microsoft.com/office/drawing/2016/5/13/chartex" xmlns:cx8="http://schemas.microsoft.com/office/drawing/2016/5/14/chartex" xmlns:mc="http://schemas.openxmlformats.org/markup-compatibility/2006" xmlns:aink="http://schemas.microsoft.com/office/drawing/2016/ink" xmlns:am3d="http://schemas.microsoft.com/office/drawing/2017/model3d" xmlns:o="urn:schemas-microsoft-com:office:office" xmlns:r="http://schemas.openxmlformats.org/officeDocument/2006/relationships" xmlns:m="http://schemas.openxmlformats.org/officeDocument/2006/math" xmlns:v="urn:schemas-microsoft-com:vml" xmlns:wp14="http://schemas.microsoft.com/office/word/2010/wordprocessingDrawing" xmlns:wp="http://schemas.openxmlformats.org/drawingml/2006/wordprocessingDrawing" xmlns:w10="urn:schemas-microsoft-com:office:word" xmlns:w="http://schemas.openxmlformats.org/wordprocessingml/2006/main" xmlns:w14="http://schemas.microsoft.com/office/word/2010/wordml" xmlns:w15="http://schemas.microsoft.com/office/word/2012/wordml" xmlns:w16cex="http://schemas.microsoft.com/office/word/2018/wordml/cex" xmlns:w16cid="http://schemas.microsoft.com/office/word/2016/wordml/cid" xmlns:w16="http://schemas.microsoft.com/office/word/2018/wordml" xmlns:w16sdtdh="http://schemas.microsoft.com/office/word/2020/wordml/sdtdatahash" xmlns:w16se="http://schemas.microsoft.com/office/word/2015/wordml/symex" xmlns:wpg="http://schemas.microsoft.com/office/word/2010/wordprocessingGroup" xmlns:wpi="http://schemas.microsoft.com/office/word/2010/wordprocessingInk" xmlns:wne="http://schemas.microsoft.com/office/word/2006/wordml" xmlns:wps="http://schemas.microsoft.com/office/word/2010/wordprocessingShape" mc:Ignorable="w14 w15 w16se w16cid w16 w16cex w16sdtdh wp14">
+<w:hdr xmlns:wpc="http://schemas.microsoft.com/office/word/2010/wordprocessingCanvas" xmlns:cx="http://schemas.microsoft.com/office/drawing/2014/chartex" xmlns:cx1="http://schemas.microsoft.com/office/drawing/2015/9/8/chartex" xmlns:cx2="http://schemas.microsoft.com/office/drawing/2015/10/21/chartex" xmlns:cx3="http://schemas.microsoft.com/office/drawing/2016/5/9/chartex" xmlns:cx4="http://schemas.microsoft.com/office/drawing/2016/5/10/chartex" xmlns:cx5="http://schemas.microsoft.com/office/drawing/2016/5/11/chartex" xmlns:cx6="http://schemas.microsoft.com/office/drawing/2016/5/12/chartex" xmlns:cx7="http://schemas.microsoft.com/office/drawing/2016/5/13/chartex" xmlns:cx8="http://schemas.microsoft.com/office/drawing/2016/5/14/chartex" xmlns:mc="http://schemas.openxmlformats.org/markup-compatibility/2006" xmlns:aink="http://schemas.microsoft.com/office/drawing/2016/ink" xmlns:am3d="http://schemas.microsoft.com/office/drawing/2017/model3d" xmlns:o="urn:schemas-microsoft-com:office:office" xmlns:oel="http://schemas.microsoft.com/office/2019/extlst" xmlns:r="http://schemas.openxmlformats.org/officeDocument/2006/relationships" xmlns:m="http://schemas.openxmlformats.org/officeDocument/2006/math" xmlns:v="urn:schemas-microsoft-com:vml" xmlns:wp14="http://schemas.microsoft.com/office/word/2010/wordprocessingDrawing" xmlns:wp="http://schemas.openxmlformats.org/drawingml/2006/wordprocessingDrawing" xmlns:w10="urn:schemas-microsoft-com:office:word" xmlns:w="http://schemas.openxmlformats.org/wordprocessingml/2006/main" xmlns:w14="http://schemas.microsoft.com/office/word/2010/wordml" xmlns:w15="http://schemas.microsoft.com/office/word/2012/wordml" xmlns:w16cex="http://schemas.microsoft.com/office/word/2018/wordml/cex" xmlns:w16cid="http://schemas.microsoft.com/office/word/2016/wordml/cid" xmlns:w16="http://schemas.microsoft.com/office/word/2018/wordml" xmlns:w16du="http://schemas.microsoft.com/office/word/2023/wordml/word16du" xmlns:w16sdtdh="http://schemas.microsoft.com/office/word/2020/wordml/sdtdatahash" xmlns:w16se="http://schemas.microsoft.com/office/word/2015/wordml/symex" xmlns:wpg="http://schemas.microsoft.com/office/word/2010/wordprocessingGroup" xmlns:wpi="http://schemas.microsoft.com/office/word/2010/wordprocessingInk" xmlns:wne="http://schemas.microsoft.com/office/word/2006/wordml" xmlns:wps="http://schemas.microsoft.com/office/word/2010/wordprocessingShape" mc:Ignorable="w14 w15 w16se w16cid w16 w16cex w16sdtdh w16du wp14">
   <w:tbl>
     <w:tblPr>
       <w:tblStyle w:val="Tabellenraster"/>
@@ -673,7 +688,7 @@
 </file>
 
 <file path=word/numbering.xml><?xml version="1.0" encoding="utf-8"?>
-<w:numbering xmlns:wpc="http://schemas.microsoft.com/office/word/2010/wordprocessingCanvas" xmlns:cx="http://schemas.microsoft.com/office/drawing/2014/chartex" xmlns:cx1="http://schemas.microsoft.com/office/drawing/2015/9/8/chartex" xmlns:cx2="http://schemas.microsoft.com/office/drawing/2015/10/21/chartex" xmlns:cx3="http://schemas.microsoft.com/office/drawing/2016/5/9/chartex" xmlns:cx4="http://schemas.microsoft.com/office/drawing/2016/5/10/chartex" xmlns:cx5="http://schemas.microsoft.com/office/drawing/2016/5/11/chartex" xmlns:cx6="http://schemas.microsoft.com/office/drawing/2016/5/12/chartex" xmlns:cx7="http://schemas.microsoft.com/office/drawing/2016/5/13/chartex" xmlns:cx8="http://schemas.microsoft.com/office/drawing/2016/5/14/chartex" xmlns:mc="http://schemas.openxmlformats.org/markup-compatibility/2006" xmlns:aink="http://schemas.microsoft.com/office/drawing/2016/ink" xmlns:am3d="http://schemas.microsoft.com/office/drawing/2017/model3d" xmlns:o="urn:schemas-microsoft-com:office:office" xmlns:r="http://schemas.openxmlformats.org/officeDocument/2006/relationships" xmlns:m="http://schemas.openxmlformats.org/officeDocument/2006/math" xmlns:v="urn:schemas-microsoft-com:vml" xmlns:wp14="http://schemas.microsoft.com/office/word/2010/wordprocessingDrawing" xmlns:wp="http://schemas.openxmlformats.org/drawingml/2006/wordprocessingDrawing" xmlns:w10="urn:schemas-microsoft-com:office:word" xmlns:w="http://schemas.openxmlformats.org/wordprocessingml/2006/main" xmlns:w14="http://schemas.microsoft.com/office/word/2010/wordml" xmlns:w15="http://schemas.microsoft.com/office/word/2012/wordml" xmlns:w16cex="http://schemas.microsoft.com/office/word/2018/wordml/cex" xmlns:w16cid="http://schemas.microsoft.com/office/word/2016/wordml/cid" xmlns:w16="http://schemas.microsoft.com/office/word/2018/wordml" xmlns:w16sdtdh="http://schemas.microsoft.com/office/word/2020/wordml/sdtdatahash" xmlns:w16se="http://schemas.microsoft.com/office/word/2015/wordml/symex" xmlns:wpg="http://schemas.microsoft.com/office/word/2010/wordprocessingGroup" xmlns:wpi="http://schemas.microsoft.com/office/word/2010/wordprocessingInk" xmlns:wne="http://schemas.microsoft.com/office/word/2006/wordml" xmlns:wps="http://schemas.microsoft.com/office/word/2010/wordprocessingShape" mc:Ignorable="w14 w15 w16se w16cid w16 w16cex w16sdtdh wp14">
+<w:numbering xmlns:wpc="http://schemas.microsoft.com/office/word/2010/wordprocessingCanvas" xmlns:cx="http://schemas.microsoft.com/office/drawing/2014/chartex" xmlns:cx1="http://schemas.microsoft.com/office/drawing/2015/9/8/chartex" xmlns:cx2="http://schemas.microsoft.com/office/drawing/2015/10/21/chartex" xmlns:cx3="http://schemas.microsoft.com/office/drawing/2016/5/9/chartex" xmlns:cx4="http://schemas.microsoft.com/office/drawing/2016/5/10/chartex" xmlns:cx5="http://schemas.microsoft.com/office/drawing/2016/5/11/chartex" xmlns:cx6="http://schemas.microsoft.com/office/drawing/2016/5/12/chartex" xmlns:cx7="http://schemas.microsoft.com/office/drawing/2016/5/13/chartex" xmlns:cx8="http://schemas.microsoft.com/office/drawing/2016/5/14/chartex" xmlns:mc="http://schemas.openxmlformats.org/markup-compatibility/2006" xmlns:aink="http://schemas.microsoft.com/office/drawing/2016/ink" xmlns:am3d="http://schemas.microsoft.com/office/drawing/2017/model3d" xmlns:o="urn:schemas-microsoft-com:office:office" xmlns:oel="http://schemas.microsoft.com/office/2019/extlst" xmlns:r="http://schemas.openxmlformats.org/officeDocument/2006/relationships" xmlns:m="http://schemas.openxmlformats.org/officeDocument/2006/math" xmlns:v="urn:schemas-microsoft-com:vml" xmlns:wp14="http://schemas.microsoft.com/office/word/2010/wordprocessingDrawing" xmlns:wp="http://schemas.openxmlformats.org/drawingml/2006/wordprocessingDrawing" xmlns:w10="urn:schemas-microsoft-com:office:word" xmlns:w="http://schemas.openxmlformats.org/wordprocessingml/2006/main" xmlns:w14="http://schemas.microsoft.com/office/word/2010/wordml" xmlns:w15="http://schemas.microsoft.com/office/word/2012/wordml" xmlns:w16cex="http://schemas.microsoft.com/office/word/2018/wordml/cex" xmlns:w16cid="http://schemas.microsoft.com/office/word/2016/wordml/cid" xmlns:w16="http://schemas.microsoft.com/office/word/2018/wordml" xmlns:w16du="http://schemas.microsoft.com/office/word/2023/wordml/word16du" xmlns:w16sdtdh="http://schemas.microsoft.com/office/word/2020/wordml/sdtdatahash" xmlns:w16se="http://schemas.microsoft.com/office/word/2015/wordml/symex" xmlns:wpg="http://schemas.microsoft.com/office/word/2010/wordprocessingGroup" xmlns:wpi="http://schemas.microsoft.com/office/word/2010/wordprocessingInk" xmlns:wne="http://schemas.microsoft.com/office/word/2006/wordml" xmlns:wps="http://schemas.microsoft.com/office/word/2010/wordprocessingShape" mc:Ignorable="w14 w15 w16se w16cid w16 w16cex w16sdtdh w16du wp14">
   <w:abstractNum w:abstractNumId="0" w15:restartNumberingAfterBreak="0">
     <w:nsid w:val="099C4E28"/>
     <w:multiLevelType w:val="hybridMultilevel"/>
@@ -2572,62 +2587,62 @@
       </w:rPr>
     </w:lvl>
   </w:abstractNum>
-  <w:num w:numId="1">
+  <w:num w:numId="1" w16cid:durableId="1663657345">
     <w:abstractNumId w:val="4"/>
   </w:num>
-  <w:num w:numId="2">
+  <w:num w:numId="2" w16cid:durableId="668293270">
     <w:abstractNumId w:val="3"/>
   </w:num>
-  <w:num w:numId="3">
+  <w:num w:numId="3" w16cid:durableId="312485327">
     <w:abstractNumId w:val="2"/>
   </w:num>
-  <w:num w:numId="4">
+  <w:num w:numId="4" w16cid:durableId="12612748">
     <w:abstractNumId w:val="0"/>
   </w:num>
-  <w:num w:numId="5">
+  <w:num w:numId="5" w16cid:durableId="1438912161">
     <w:abstractNumId w:val="5"/>
   </w:num>
-  <w:num w:numId="6">
+  <w:num w:numId="6" w16cid:durableId="433719483">
     <w:abstractNumId w:val="7"/>
   </w:num>
-  <w:num w:numId="7">
+  <w:num w:numId="7" w16cid:durableId="983386033">
     <w:abstractNumId w:val="6"/>
   </w:num>
-  <w:num w:numId="8">
+  <w:num w:numId="8" w16cid:durableId="671876763">
     <w:abstractNumId w:val="14"/>
   </w:num>
-  <w:num w:numId="9">
+  <w:num w:numId="9" w16cid:durableId="1466196099">
     <w:abstractNumId w:val="11"/>
   </w:num>
-  <w:num w:numId="10">
+  <w:num w:numId="10" w16cid:durableId="2052798047">
     <w:abstractNumId w:val="12"/>
   </w:num>
-  <w:num w:numId="11">
+  <w:num w:numId="11" w16cid:durableId="211967941">
     <w:abstractNumId w:val="10"/>
   </w:num>
-  <w:num w:numId="12">
+  <w:num w:numId="12" w16cid:durableId="1460764524">
     <w:abstractNumId w:val="16"/>
   </w:num>
-  <w:num w:numId="13">
+  <w:num w:numId="13" w16cid:durableId="1742870659">
     <w:abstractNumId w:val="15"/>
   </w:num>
-  <w:num w:numId="14">
+  <w:num w:numId="14" w16cid:durableId="1503356905">
     <w:abstractNumId w:val="9"/>
   </w:num>
-  <w:num w:numId="15">
+  <w:num w:numId="15" w16cid:durableId="1122698831">
     <w:abstractNumId w:val="8"/>
   </w:num>
-  <w:num w:numId="16">
+  <w:num w:numId="16" w16cid:durableId="458959158">
     <w:abstractNumId w:val="1"/>
   </w:num>
-  <w:num w:numId="17">
+  <w:num w:numId="17" w16cid:durableId="1444884864">
     <w:abstractNumId w:val="13"/>
   </w:num>
 </w:numbering>
 </file>
 
 <file path=word/styles.xml><?xml version="1.0" encoding="utf-8"?>
-<w:styles xmlns:mc="http://schemas.openxmlformats.org/markup-compatibility/2006" xmlns:r="http://schemas.openxmlformats.org/officeDocument/2006/relationships" xmlns:w="http://schemas.openxmlformats.org/wordprocessingml/2006/main" xmlns:w14="http://schemas.microsoft.com/office/word/2010/wordml" xmlns:w15="http://schemas.microsoft.com/office/word/2012/wordml" xmlns:w16cex="http://schemas.microsoft.com/office/word/2018/wordml/cex" xmlns:w16cid="http://schemas.microsoft.com/office/word/2016/wordml/cid" xmlns:w16="http://schemas.microsoft.com/office/word/2018/wordml" xmlns:w16sdtdh="http://schemas.microsoft.com/office/word/2020/wordml/sdtdatahash" xmlns:w16se="http://schemas.microsoft.com/office/word/2015/wordml/symex" mc:Ignorable="w14 w15 w16se w16cid w16 w16cex w16sdtdh">
+<w:styles xmlns:mc="http://schemas.openxmlformats.org/markup-compatibility/2006" xmlns:r="http://schemas.openxmlformats.org/officeDocument/2006/relationships" xmlns:w="http://schemas.openxmlformats.org/wordprocessingml/2006/main" xmlns:w14="http://schemas.microsoft.com/office/word/2010/wordml" xmlns:w15="http://schemas.microsoft.com/office/word/2012/wordml" xmlns:w16cex="http://schemas.microsoft.com/office/word/2018/wordml/cex" xmlns:w16cid="http://schemas.microsoft.com/office/word/2016/wordml/cid" xmlns:w16="http://schemas.microsoft.com/office/word/2018/wordml" xmlns:w16du="http://schemas.microsoft.com/office/word/2023/wordml/word16du" xmlns:w16sdtdh="http://schemas.microsoft.com/office/word/2020/wordml/sdtdatahash" xmlns:w16se="http://schemas.microsoft.com/office/word/2015/wordml/symex" mc:Ignorable="w14 w15 w16se w16cid w16 w16cex w16sdtdh w16du">
   <w:docDefaults>
     <w:rPrDefault>
       <w:rPr>
